--- a/output/documents/Shahana_Batool_CV.docx
+++ b/output/documents/Shahana_Batool_CV.docx
@@ -14,7 +14,7 @@
           <w:b/>
           <w:i w:val="0"/>
           <w:color w:val="000000"/>
-          <w:sz w:val="50"/>
+          <w:sz w:val="54"/>
         </w:rPr>
         <w:t>Shahana Batool</w:t>
       </w:r>
@@ -29,10 +29,10 @@
           <w:rFonts w:ascii="Aptos" w:hAnsi="Aptos"/>
           <w:b/>
           <w:i w:val="0"/>
-          <w:color w:val="0F766E"/>
-          <w:sz w:val="21"/>
+          <w:color w:val="17212B"/>
+          <w:sz w:val="20"/>
         </w:rPr>
-        <w:t>PROJECT COORDINATOR  ·  SUPPLY CHAIN AND ADMINISTRATION</w:t>
+        <w:t>PROJECT COORDINATOR  |  SUPPLY CHAIN AND ADMINISTRATION</w:t>
       </w:r>
     </w:p>
     <w:p>
@@ -46,9 +46,9 @@
           <w:b w:val="0"/>
           <w:i w:val="0"/>
           <w:color w:val="52606D"/>
-          <w:sz w:val="17"/>
+          <w:sz w:val="18"/>
         </w:rPr>
-        <w:t>Rawalpindi, Pakistan  ·  +92 318 512 6272  ·  shahanabatool149@gmail.com</w:t>
+        <w:t>Rawalpindi, Pakistan  |  +92 318 512 6272  |  shahanabatool149@gmail.com</w:t>
       </w:r>
     </w:p>
     <w:tbl>
@@ -66,13 +66,13 @@
         </w:tblBorders>
       </w:tblPr>
       <w:tblGrid>
-        <w:gridCol w:w="6463"/>
-        <w:gridCol w:w="3742"/>
+        <w:gridCol w:w="5981"/>
+        <w:gridCol w:w="4224"/>
       </w:tblGrid>
       <w:tr>
         <w:tc>
           <w:tcPr>
-            <w:tcW w:type="dxa" w:w="6463"/>
+            <w:tcW w:type="dxa" w:w="5981"/>
             <w:tcMar>
               <w:top w:w="0" w:type="dxa"/>
               <w:start w:w="0" w:type="dxa"/>
@@ -85,14 +85,14 @@
             <w:pPr>
               <w:keepNext/>
               <w:keepLines/>
-              <w:spacing w:before="0" w:after="80" w:line="240" w:lineRule="auto"/>
+              <w:spacing w:before="0" w:after="100" w:line="240" w:lineRule="auto"/>
             </w:pPr>
             <w:r>
               <w:rPr>
                 <w:rFonts w:ascii="Aptos" w:hAnsi="Aptos"/>
                 <w:b/>
                 <w:i w:val="0"/>
-                <w:color w:val="0F766E"/>
+                <w:color w:val="17212B"/>
                 <w:sz w:val="17"/>
               </w:rPr>
               <w:t>PROFESSIONAL EXPERIENCE</w:t>
@@ -109,7 +109,7 @@
                 <w:b w:val="0"/>
                 <w:i w:val="0"/>
                 <w:color w:val="17212B"/>
-                <w:sz w:val="18"/>
+                <w:sz w:val="19"/>
               </w:rPr>
             </w:r>
             <w:r>
@@ -128,7 +128,7 @@
                 <w:b w:val="0"/>
                 <w:i w:val="0"/>
                 <w:color w:val="52606D"/>
-                <w:sz w:val="16"/>
+                <w:sz w:val="17"/>
               </w:rPr>
               <w:t xml:space="preserve">  |  Islamabad, Pakistan</w:t>
             </w:r>
@@ -144,6 +144,42 @@
                 <w:b w:val="0"/>
                 <w:i w:val="0"/>
                 <w:color w:val="17212B"/>
+                <w:sz w:val="19"/>
+              </w:rPr>
+            </w:r>
+            <w:r>
+              <w:rPr>
+                <w:rFonts w:ascii="Aptos" w:hAnsi="Aptos"/>
+                <w:b/>
+                <w:i w:val="0"/>
+                <w:color w:val="0F766E"/>
+                <w:sz w:val="19"/>
+              </w:rPr>
+              <w:t>Project Coordinator</w:t>
+            </w:r>
+            <w:r>
+              <w:rPr>
+                <w:rFonts w:ascii="Aptos" w:hAnsi="Aptos"/>
+                <w:b w:val="0"/>
+                <w:i w:val="0"/>
+                <w:color w:val="52606D"/>
+                <w:sz w:val="17"/>
+              </w:rPr>
+              <w:t xml:space="preserve">  |  Jun 2024 - Jun 2026</w:t>
+            </w:r>
+          </w:p>
+          <w:p>
+            <w:pPr>
+              <w:keepNext w:val="0"/>
+              <w:spacing w:before="0" w:after="30" w:line="259" w:lineRule="auto"/>
+              <w:ind w:left="198" w:hanging="125"/>
+            </w:pPr>
+            <w:r>
+              <w:rPr>
+                <w:rFonts w:ascii="Aptos" w:hAnsi="Aptos"/>
+                <w:b w:val="0"/>
+                <w:i w:val="0"/>
+                <w:color w:val="52606D"/>
                 <w:sz w:val="18"/>
               </w:rPr>
             </w:r>
@@ -155,7 +191,7 @@
                 <w:color w:val="0F766E"/>
                 <w:sz w:val="18"/>
               </w:rPr>
-              <w:t>Project Coordinator</w:t>
+              <w:t xml:space="preserve">•  </w:t>
             </w:r>
             <w:r>
               <w:rPr>
@@ -163,15 +199,15 @@
                 <w:b w:val="0"/>
                 <w:i w:val="0"/>
                 <w:color w:val="52606D"/>
-                <w:sz w:val="16"/>
+                <w:sz w:val="18"/>
               </w:rPr>
-              <w:t xml:space="preserve">  ·  Jun 2024 - Jun 2026</w:t>
+              <w:t>Coordinated administrative, procurement, and logistics activities for drop-shipping and in-store healthcare operations serving Canada and North America.</w:t>
             </w:r>
           </w:p>
           <w:p>
             <w:pPr>
               <w:keepNext w:val="0"/>
-              <w:spacing w:before="0" w:after="30" w:line="252" w:lineRule="auto"/>
+              <w:spacing w:before="0" w:after="30" w:line="259" w:lineRule="auto"/>
               <w:ind w:left="198" w:hanging="125"/>
             </w:pPr>
             <w:r>
@@ -180,7 +216,7 @@
                 <w:b w:val="0"/>
                 <w:i w:val="0"/>
                 <w:color w:val="52606D"/>
-                <w:sz w:val="17"/>
+                <w:sz w:val="18"/>
               </w:rPr>
             </w:r>
             <w:r>
@@ -189,7 +225,7 @@
                 <w:b/>
                 <w:i w:val="0"/>
                 <w:color w:val="0F766E"/>
-                <w:sz w:val="17"/>
+                <w:sz w:val="18"/>
               </w:rPr>
               <w:t xml:space="preserve">•  </w:t>
             </w:r>
@@ -199,15 +235,15 @@
                 <w:b w:val="0"/>
                 <w:i w:val="0"/>
                 <w:color w:val="52606D"/>
-                <w:sz w:val="17"/>
+                <w:sz w:val="18"/>
               </w:rPr>
-              <w:t>Coordinated administrative, procurement, and logistics activities for drop-shipping and in-store healthcare operations serving Canada and North America.</w:t>
+              <w:t>Worked across internal teams, vendors, and customers to support timely project delivery and resolve day-to-day operational issues.</w:t>
             </w:r>
           </w:p>
           <w:p>
             <w:pPr>
               <w:keepNext w:val="0"/>
-              <w:spacing w:before="0" w:after="30" w:line="252" w:lineRule="auto"/>
+              <w:spacing w:before="0" w:after="30" w:line="259" w:lineRule="auto"/>
               <w:ind w:left="198" w:hanging="125"/>
             </w:pPr>
             <w:r>
@@ -216,7 +252,7 @@
                 <w:b w:val="0"/>
                 <w:i w:val="0"/>
                 <w:color w:val="52606D"/>
-                <w:sz w:val="17"/>
+                <w:sz w:val="18"/>
               </w:rPr>
             </w:r>
             <w:r>
@@ -225,7 +261,7 @@
                 <w:b/>
                 <w:i w:val="0"/>
                 <w:color w:val="0F766E"/>
-                <w:sz w:val="17"/>
+                <w:sz w:val="18"/>
               </w:rPr>
               <w:t xml:space="preserve">•  </w:t>
             </w:r>
@@ -235,43 +271,7 @@
                 <w:b w:val="0"/>
                 <w:i w:val="0"/>
                 <w:color w:val="52606D"/>
-                <w:sz w:val="17"/>
-              </w:rPr>
-              <w:t>Worked across internal teams, vendors, and customers to support timely project delivery and resolve day-to-day operational issues.</w:t>
-            </w:r>
-          </w:p>
-          <w:p>
-            <w:pPr>
-              <w:keepNext w:val="0"/>
-              <w:spacing w:before="0" w:after="30" w:line="252" w:lineRule="auto"/>
-              <w:ind w:left="198" w:hanging="125"/>
-            </w:pPr>
-            <w:r>
-              <w:rPr>
-                <w:rFonts w:ascii="Aptos" w:hAnsi="Aptos"/>
-                <w:b w:val="0"/>
-                <w:i w:val="0"/>
-                <w:color w:val="52606D"/>
-                <w:sz w:val="17"/>
-              </w:rPr>
-            </w:r>
-            <w:r>
-              <w:rPr>
-                <w:rFonts w:ascii="Aptos" w:hAnsi="Aptos"/>
-                <w:b/>
-                <w:i w:val="0"/>
-                <w:color w:val="0F766E"/>
-                <w:sz w:val="17"/>
-              </w:rPr>
-              <w:t xml:space="preserve">•  </w:t>
-            </w:r>
-            <w:r>
-              <w:rPr>
-                <w:rFonts w:ascii="Aptos" w:hAnsi="Aptos"/>
-                <w:b w:val="0"/>
-                <w:i w:val="0"/>
-                <w:color w:val="52606D"/>
-                <w:sz w:val="17"/>
+                <w:sz w:val="18"/>
               </w:rPr>
               <w:t>Helped streamline supply chain and administrative workflows while maintaining organized communication and follow-up.</w:t>
             </w:r>
@@ -287,7 +287,7 @@
                 <w:b w:val="0"/>
                 <w:i w:val="0"/>
                 <w:color w:val="17212B"/>
-                <w:sz w:val="18"/>
+                <w:sz w:val="19"/>
               </w:rPr>
             </w:r>
             <w:r>
@@ -306,7 +306,7 @@
                 <w:b w:val="0"/>
                 <w:i w:val="0"/>
                 <w:color w:val="52606D"/>
-                <w:sz w:val="16"/>
+                <w:sz w:val="17"/>
               </w:rPr>
               <w:t xml:space="preserve">  |  Islamabad, Pakistan</w:t>
             </w:r>
@@ -322,6 +322,32 @@
                 <w:b w:val="0"/>
                 <w:i w:val="0"/>
                 <w:color w:val="17212B"/>
+                <w:sz w:val="19"/>
+              </w:rPr>
+            </w:r>
+            <w:r>
+              <w:rPr>
+                <w:rFonts w:ascii="Aptos" w:hAnsi="Aptos"/>
+                <w:b/>
+                <w:i w:val="0"/>
+                <w:color w:val="0F766E"/>
+                <w:sz w:val="19"/>
+              </w:rPr>
+              <w:t>Supply Chain Intern</w:t>
+            </w:r>
+          </w:p>
+          <w:p>
+            <w:pPr>
+              <w:keepNext w:val="0"/>
+              <w:spacing w:before="0" w:after="30" w:line="259" w:lineRule="auto"/>
+              <w:ind w:left="198" w:hanging="125"/>
+            </w:pPr>
+            <w:r>
+              <w:rPr>
+                <w:rFonts w:ascii="Aptos" w:hAnsi="Aptos"/>
+                <w:b w:val="0"/>
+                <w:i w:val="0"/>
+                <w:color w:val="52606D"/>
                 <w:sz w:val="18"/>
               </w:rPr>
             </w:r>
@@ -333,13 +359,23 @@
                 <w:color w:val="0F766E"/>
                 <w:sz w:val="18"/>
               </w:rPr>
-              <w:t>Supply Chain Intern</w:t>
+              <w:t xml:space="preserve">•  </w:t>
+            </w:r>
+            <w:r>
+              <w:rPr>
+                <w:rFonts w:ascii="Aptos" w:hAnsi="Aptos"/>
+                <w:b w:val="0"/>
+                <w:i w:val="0"/>
+                <w:color w:val="52606D"/>
+                <w:sz w:val="18"/>
+              </w:rPr>
+              <w:t>Supported operations within an end-to-end logistics company and gained practical exposure to supply chain coordination.</w:t>
             </w:r>
           </w:p>
           <w:p>
             <w:pPr>
               <w:keepNext w:val="0"/>
-              <w:spacing w:before="0" w:after="30" w:line="252" w:lineRule="auto"/>
+              <w:spacing w:before="0" w:after="30" w:line="259" w:lineRule="auto"/>
               <w:ind w:left="198" w:hanging="125"/>
             </w:pPr>
             <w:r>
@@ -348,7 +384,7 @@
                 <w:b w:val="0"/>
                 <w:i w:val="0"/>
                 <w:color w:val="52606D"/>
-                <w:sz w:val="17"/>
+                <w:sz w:val="18"/>
               </w:rPr>
             </w:r>
             <w:r>
@@ -357,7 +393,7 @@
                 <w:b/>
                 <w:i w:val="0"/>
                 <w:color w:val="0F766E"/>
-                <w:sz w:val="17"/>
+                <w:sz w:val="18"/>
               </w:rPr>
               <w:t xml:space="preserve">•  </w:t>
             </w:r>
@@ -367,9 +403,9 @@
                 <w:b w:val="0"/>
                 <w:i w:val="0"/>
                 <w:color w:val="52606D"/>
-                <w:sz w:val="17"/>
+                <w:sz w:val="18"/>
               </w:rPr>
-              <w:t>Supported operations within an end-to-end logistics company and gained practical exposure to supply chain coordination.</w:t>
+              <w:t>Observed how logistics activities connect across planning, movement, and delivery stages.</w:t>
             </w:r>
           </w:p>
           <w:p>
@@ -383,7 +419,7 @@
                 <w:b w:val="0"/>
                 <w:i w:val="0"/>
                 <w:color w:val="17212B"/>
-                <w:sz w:val="18"/>
+                <w:sz w:val="19"/>
               </w:rPr>
             </w:r>
             <w:r>
@@ -402,7 +438,7 @@
                 <w:b w:val="0"/>
                 <w:i w:val="0"/>
                 <w:color w:val="52606D"/>
-                <w:sz w:val="16"/>
+                <w:sz w:val="17"/>
               </w:rPr>
               <w:t xml:space="preserve">  |  NUML</w:t>
             </w:r>
@@ -418,6 +454,42 @@
                 <w:b w:val="0"/>
                 <w:i w:val="0"/>
                 <w:color w:val="17212B"/>
+                <w:sz w:val="19"/>
+              </w:rPr>
+            </w:r>
+            <w:r>
+              <w:rPr>
+                <w:rFonts w:ascii="Aptos" w:hAnsi="Aptos"/>
+                <w:b/>
+                <w:i w:val="0"/>
+                <w:color w:val="0F766E"/>
+                <w:sz w:val="19"/>
+              </w:rPr>
+              <w:t>Financial Analysis Project</w:t>
+            </w:r>
+            <w:r>
+              <w:rPr>
+                <w:rFonts w:ascii="Aptos" w:hAnsi="Aptos"/>
+                <w:b w:val="0"/>
+                <w:i w:val="0"/>
+                <w:color w:val="52606D"/>
+                <w:sz w:val="17"/>
+              </w:rPr>
+              <w:t xml:space="preserve">  |  Feb 2023 - Mar 2023</w:t>
+            </w:r>
+          </w:p>
+          <w:p>
+            <w:pPr>
+              <w:keepNext w:val="0"/>
+              <w:spacing w:before="0" w:after="30" w:line="259" w:lineRule="auto"/>
+              <w:ind w:left="198" w:hanging="125"/>
+            </w:pPr>
+            <w:r>
+              <w:rPr>
+                <w:rFonts w:ascii="Aptos" w:hAnsi="Aptos"/>
+                <w:b w:val="0"/>
+                <w:i w:val="0"/>
+                <w:color w:val="52606D"/>
                 <w:sz w:val="18"/>
               </w:rPr>
             </w:r>
@@ -429,7 +501,7 @@
                 <w:color w:val="0F766E"/>
                 <w:sz w:val="18"/>
               </w:rPr>
-              <w:t>Financial Analysis Project</w:t>
+              <w:t xml:space="preserve">•  </w:t>
             </w:r>
             <w:r>
               <w:rPr>
@@ -437,15 +509,15 @@
                 <w:b w:val="0"/>
                 <w:i w:val="0"/>
                 <w:color w:val="52606D"/>
-                <w:sz w:val="16"/>
+                <w:sz w:val="18"/>
               </w:rPr>
-              <w:t xml:space="preserve">  ·  Feb 2023 - Mar 2023</w:t>
+              <w:t>Analyzed listed companies using financial information and business performance indicators.</w:t>
             </w:r>
           </w:p>
           <w:p>
             <w:pPr>
               <w:keepNext w:val="0"/>
-              <w:spacing w:before="0" w:after="30" w:line="252" w:lineRule="auto"/>
+              <w:spacing w:before="0" w:after="30" w:line="259" w:lineRule="auto"/>
               <w:ind w:left="198" w:hanging="125"/>
             </w:pPr>
             <w:r>
@@ -454,7 +526,7 @@
                 <w:b w:val="0"/>
                 <w:i w:val="0"/>
                 <w:color w:val="52606D"/>
-                <w:sz w:val="17"/>
+                <w:sz w:val="18"/>
               </w:rPr>
             </w:r>
             <w:r>
@@ -463,7 +535,7 @@
                 <w:b/>
                 <w:i w:val="0"/>
                 <w:color w:val="0F766E"/>
-                <w:sz w:val="17"/>
+                <w:sz w:val="18"/>
               </w:rPr>
               <w:t xml:space="preserve">•  </w:t>
             </w:r>
@@ -473,45 +545,9 @@
                 <w:b w:val="0"/>
                 <w:i w:val="0"/>
                 <w:color w:val="52606D"/>
-                <w:sz w:val="17"/>
+                <w:sz w:val="18"/>
               </w:rPr>
-              <w:t>Analyzed listed companies using financial information and business performance indicators.</w:t>
-            </w:r>
-          </w:p>
-          <w:p>
-            <w:pPr>
-              <w:keepNext w:val="0"/>
-              <w:spacing w:before="0" w:after="30" w:line="252" w:lineRule="auto"/>
-              <w:ind w:left="198" w:hanging="125"/>
-            </w:pPr>
-            <w:r>
-              <w:rPr>
-                <w:rFonts w:ascii="Aptos" w:hAnsi="Aptos"/>
-                <w:b w:val="0"/>
-                <w:i w:val="0"/>
-                <w:color w:val="52606D"/>
-                <w:sz w:val="17"/>
-              </w:rPr>
-            </w:r>
-            <w:r>
-              <w:rPr>
-                <w:rFonts w:ascii="Aptos" w:hAnsi="Aptos"/>
-                <w:b/>
-                <w:i w:val="0"/>
-                <w:color w:val="0F766E"/>
-                <w:sz w:val="17"/>
-              </w:rPr>
-              <w:t xml:space="preserve">•  </w:t>
-            </w:r>
-            <w:r>
-              <w:rPr>
-                <w:rFonts w:ascii="Aptos" w:hAnsi="Aptos"/>
-                <w:b w:val="0"/>
-                <w:i w:val="0"/>
-                <w:color w:val="52606D"/>
-                <w:sz w:val="17"/>
-              </w:rPr>
-              <w:t>Completed focused analysis of Fauji Fertilizer and Engro Foods.</w:t>
+              <w:t>Compared the financial position and performance of Fauji Fertilizer and Engro Foods.</w:t>
             </w:r>
           </w:p>
           <w:p>
@@ -525,7 +561,7 @@
                 <w:b w:val="0"/>
                 <w:i w:val="0"/>
                 <w:color w:val="17212B"/>
-                <w:sz w:val="18"/>
+                <w:sz w:val="19"/>
               </w:rPr>
             </w:r>
             <w:r>
@@ -544,7 +580,7 @@
                 <w:b w:val="0"/>
                 <w:i w:val="0"/>
                 <w:color w:val="52606D"/>
-                <w:sz w:val="16"/>
+                <w:sz w:val="17"/>
               </w:rPr>
               <w:t xml:space="preserve">  |  NUML</w:t>
             </w:r>
@@ -560,6 +596,42 @@
                 <w:b w:val="0"/>
                 <w:i w:val="0"/>
                 <w:color w:val="17212B"/>
+                <w:sz w:val="19"/>
+              </w:rPr>
+            </w:r>
+            <w:r>
+              <w:rPr>
+                <w:rFonts w:ascii="Aptos" w:hAnsi="Aptos"/>
+                <w:b/>
+                <w:i w:val="0"/>
+                <w:color w:val="0F766E"/>
+                <w:sz w:val="19"/>
+              </w:rPr>
+              <w:t>Project Participant</w:t>
+            </w:r>
+            <w:r>
+              <w:rPr>
+                <w:rFonts w:ascii="Aptos" w:hAnsi="Aptos"/>
+                <w:b w:val="0"/>
+                <w:i w:val="0"/>
+                <w:color w:val="52606D"/>
+                <w:sz w:val="17"/>
+              </w:rPr>
+              <w:t xml:space="preserve">  |  Oct 2022</w:t>
+            </w:r>
+          </w:p>
+          <w:p>
+            <w:pPr>
+              <w:keepNext w:val="0"/>
+              <w:spacing w:before="0" w:after="30" w:line="259" w:lineRule="auto"/>
+              <w:ind w:left="198" w:hanging="125"/>
+            </w:pPr>
+            <w:r>
+              <w:rPr>
+                <w:rFonts w:ascii="Aptos" w:hAnsi="Aptos"/>
+                <w:b w:val="0"/>
+                <w:i w:val="0"/>
+                <w:color w:val="52606D"/>
                 <w:sz w:val="18"/>
               </w:rPr>
             </w:r>
@@ -571,42 +643,6 @@
                 <w:color w:val="0F766E"/>
                 <w:sz w:val="18"/>
               </w:rPr>
-              <w:t>Project Participant</w:t>
-            </w:r>
-            <w:r>
-              <w:rPr>
-                <w:rFonts w:ascii="Aptos" w:hAnsi="Aptos"/>
-                <w:b w:val="0"/>
-                <w:i w:val="0"/>
-                <w:color w:val="52606D"/>
-                <w:sz w:val="16"/>
-              </w:rPr>
-              <w:t xml:space="preserve">  ·  Oct 2022</w:t>
-            </w:r>
-          </w:p>
-          <w:p>
-            <w:pPr>
-              <w:keepNext w:val="0"/>
-              <w:spacing w:before="0" w:after="30" w:line="252" w:lineRule="auto"/>
-              <w:ind w:left="198" w:hanging="125"/>
-            </w:pPr>
-            <w:r>
-              <w:rPr>
-                <w:rFonts w:ascii="Aptos" w:hAnsi="Aptos"/>
-                <w:b w:val="0"/>
-                <w:i w:val="0"/>
-                <w:color w:val="52606D"/>
-                <w:sz w:val="17"/>
-              </w:rPr>
-            </w:r>
-            <w:r>
-              <w:rPr>
-                <w:rFonts w:ascii="Aptos" w:hAnsi="Aptos"/>
-                <w:b/>
-                <w:i w:val="0"/>
-                <w:color w:val="0F766E"/>
-                <w:sz w:val="17"/>
-              </w:rPr>
               <w:t xml:space="preserve">•  </w:t>
             </w:r>
             <w:r>
@@ -615,7 +651,7 @@
                 <w:b w:val="0"/>
                 <w:i w:val="0"/>
                 <w:color w:val="52606D"/>
-                <w:sz w:val="17"/>
+                <w:sz w:val="18"/>
               </w:rPr>
               <w:t>Developed UniRide, a shuttle-service concept focused on improving access to dependable transportation.</w:t>
             </w:r>
@@ -624,14 +660,14 @@
             <w:pPr>
               <w:keepNext/>
               <w:keepLines/>
-              <w:spacing w:before="140" w:after="80" w:line="240" w:lineRule="auto"/>
+              <w:spacing w:before="140" w:after="100" w:line="240" w:lineRule="auto"/>
             </w:pPr>
             <w:r>
               <w:rPr>
                 <w:rFonts w:ascii="Aptos" w:hAnsi="Aptos"/>
                 <w:b/>
                 <w:i w:val="0"/>
-                <w:color w:val="0F766E"/>
+                <w:color w:val="17212B"/>
                 <w:sz w:val="17"/>
               </w:rPr>
               <w:t>EDUCATION</w:t>
@@ -648,7 +684,7 @@
                 <w:b w:val="0"/>
                 <w:i w:val="0"/>
                 <w:color w:val="17212B"/>
-                <w:sz w:val="18"/>
+                <w:sz w:val="19"/>
               </w:rPr>
             </w:r>
             <w:r>
@@ -667,7 +703,7 @@
                 <w:b w:val="0"/>
                 <w:i w:val="0"/>
                 <w:color w:val="52606D"/>
-                <w:sz w:val="16"/>
+                <w:sz w:val="17"/>
               </w:rPr>
               <w:t xml:space="preserve">  |  Islamabad</w:t>
             </w:r>
@@ -683,6 +719,42 @@
                 <w:b w:val="0"/>
                 <w:i w:val="0"/>
                 <w:color w:val="17212B"/>
+                <w:sz w:val="19"/>
+              </w:rPr>
+            </w:r>
+            <w:r>
+              <w:rPr>
+                <w:rFonts w:ascii="Aptos" w:hAnsi="Aptos"/>
+                <w:b/>
+                <w:i w:val="0"/>
+                <w:color w:val="0F766E"/>
+                <w:sz w:val="19"/>
+              </w:rPr>
+              <w:t>Bachelor of Business Administration</w:t>
+            </w:r>
+            <w:r>
+              <w:rPr>
+                <w:rFonts w:ascii="Aptos" w:hAnsi="Aptos"/>
+                <w:b w:val="0"/>
+                <w:i w:val="0"/>
+                <w:color w:val="52606D"/>
+                <w:sz w:val="17"/>
+              </w:rPr>
+              <w:t xml:space="preserve">  |  Feb 2021 - Jan 2025</w:t>
+            </w:r>
+          </w:p>
+          <w:p>
+            <w:pPr>
+              <w:keepNext w:val="0"/>
+              <w:spacing w:before="0" w:after="30" w:line="259" w:lineRule="auto"/>
+              <w:ind w:left="198" w:hanging="125"/>
+            </w:pPr>
+            <w:r>
+              <w:rPr>
+                <w:rFonts w:ascii="Aptos" w:hAnsi="Aptos"/>
+                <w:b w:val="0"/>
+                <w:i w:val="0"/>
+                <w:color w:val="52606D"/>
                 <w:sz w:val="18"/>
               </w:rPr>
             </w:r>
@@ -694,42 +766,6 @@
                 <w:color w:val="0F766E"/>
                 <w:sz w:val="18"/>
               </w:rPr>
-              <w:t>Bachelor of Business Administration</w:t>
-            </w:r>
-            <w:r>
-              <w:rPr>
-                <w:rFonts w:ascii="Aptos" w:hAnsi="Aptos"/>
-                <w:b w:val="0"/>
-                <w:i w:val="0"/>
-                <w:color w:val="52606D"/>
-                <w:sz w:val="16"/>
-              </w:rPr>
-              <w:t xml:space="preserve">  ·  Feb 2021 - Jan 2025</w:t>
-            </w:r>
-          </w:p>
-          <w:p>
-            <w:pPr>
-              <w:keepNext w:val="0"/>
-              <w:spacing w:before="0" w:after="30" w:line="252" w:lineRule="auto"/>
-              <w:ind w:left="198" w:hanging="125"/>
-            </w:pPr>
-            <w:r>
-              <w:rPr>
-                <w:rFonts w:ascii="Aptos" w:hAnsi="Aptos"/>
-                <w:b w:val="0"/>
-                <w:i w:val="0"/>
-                <w:color w:val="52606D"/>
-                <w:sz w:val="17"/>
-              </w:rPr>
-            </w:r>
-            <w:r>
-              <w:rPr>
-                <w:rFonts w:ascii="Aptos" w:hAnsi="Aptos"/>
-                <w:b/>
-                <w:i w:val="0"/>
-                <w:color w:val="0F766E"/>
-                <w:sz w:val="17"/>
-              </w:rPr>
               <w:t xml:space="preserve">•  </w:t>
             </w:r>
             <w:r>
@@ -738,9 +774,9 @@
                 <w:b w:val="0"/>
                 <w:i w:val="0"/>
                 <w:color w:val="52606D"/>
-                <w:sz w:val="17"/>
+                <w:sz w:val="18"/>
               </w:rPr>
-              <w:t>GPA 3.96 / 4.00  ·  Specialization in Supply Chain Management</w:t>
+              <w:t>GPA 3.96 / 4.00  |  Specialization in Supply Chain Management</w:t>
             </w:r>
           </w:p>
           <w:p>
@@ -754,7 +790,7 @@
                 <w:b w:val="0"/>
                 <w:i w:val="0"/>
                 <w:color w:val="17212B"/>
-                <w:sz w:val="18"/>
+                <w:sz w:val="19"/>
               </w:rPr>
             </w:r>
             <w:r>
@@ -773,7 +809,7 @@
                 <w:b w:val="0"/>
                 <w:i w:val="0"/>
                 <w:color w:val="52606D"/>
-                <w:sz w:val="16"/>
+                <w:sz w:val="17"/>
               </w:rPr>
               <w:t xml:space="preserve">  |  Wah Cantt</w:t>
             </w:r>
@@ -789,6 +825,42 @@
                 <w:b w:val="0"/>
                 <w:i w:val="0"/>
                 <w:color w:val="17212B"/>
+                <w:sz w:val="19"/>
+              </w:rPr>
+            </w:r>
+            <w:r>
+              <w:rPr>
+                <w:rFonts w:ascii="Aptos" w:hAnsi="Aptos"/>
+                <w:b/>
+                <w:i w:val="0"/>
+                <w:color w:val="0F766E"/>
+                <w:sz w:val="19"/>
+              </w:rPr>
+              <w:t>FSc Pre-Medical</w:t>
+            </w:r>
+            <w:r>
+              <w:rPr>
+                <w:rFonts w:ascii="Aptos" w:hAnsi="Aptos"/>
+                <w:b w:val="0"/>
+                <w:i w:val="0"/>
+                <w:color w:val="52606D"/>
+                <w:sz w:val="17"/>
+              </w:rPr>
+              <w:t xml:space="preserve">  |  2019</w:t>
+            </w:r>
+          </w:p>
+          <w:p>
+            <w:pPr>
+              <w:keepNext w:val="0"/>
+              <w:spacing w:before="0" w:after="30" w:line="259" w:lineRule="auto"/>
+              <w:ind w:left="198" w:hanging="125"/>
+            </w:pPr>
+            <w:r>
+              <w:rPr>
+                <w:rFonts w:ascii="Aptos" w:hAnsi="Aptos"/>
+                <w:b w:val="0"/>
+                <w:i w:val="0"/>
+                <w:color w:val="52606D"/>
                 <w:sz w:val="18"/>
               </w:rPr>
             </w:r>
@@ -800,42 +872,6 @@
                 <w:color w:val="0F766E"/>
                 <w:sz w:val="18"/>
               </w:rPr>
-              <w:t>FSc Pre-Medical</w:t>
-            </w:r>
-            <w:r>
-              <w:rPr>
-                <w:rFonts w:ascii="Aptos" w:hAnsi="Aptos"/>
-                <w:b w:val="0"/>
-                <w:i w:val="0"/>
-                <w:color w:val="52606D"/>
-                <w:sz w:val="16"/>
-              </w:rPr>
-              <w:t xml:space="preserve">  ·  2019</w:t>
-            </w:r>
-          </w:p>
-          <w:p>
-            <w:pPr>
-              <w:keepNext w:val="0"/>
-              <w:spacing w:before="0" w:after="30" w:line="252" w:lineRule="auto"/>
-              <w:ind w:left="198" w:hanging="125"/>
-            </w:pPr>
-            <w:r>
-              <w:rPr>
-                <w:rFonts w:ascii="Aptos" w:hAnsi="Aptos"/>
-                <w:b w:val="0"/>
-                <w:i w:val="0"/>
-                <w:color w:val="52606D"/>
-                <w:sz w:val="17"/>
-              </w:rPr>
-            </w:r>
-            <w:r>
-              <w:rPr>
-                <w:rFonts w:ascii="Aptos" w:hAnsi="Aptos"/>
-                <w:b/>
-                <w:i w:val="0"/>
-                <w:color w:val="0F766E"/>
-                <w:sz w:val="17"/>
-              </w:rPr>
               <w:t xml:space="preserve">•  </w:t>
             </w:r>
             <w:r>
@@ -844,7 +880,7 @@
                 <w:b w:val="0"/>
                 <w:i w:val="0"/>
                 <w:color w:val="52606D"/>
-                <w:sz w:val="17"/>
+                <w:sz w:val="18"/>
               </w:rPr>
               <w:t>Percentage 86%</w:t>
             </w:r>
@@ -852,7 +888,7 @@
         </w:tc>
         <w:tc>
           <w:tcPr>
-            <w:tcW w:type="dxa" w:w="3742"/>
+            <w:tcW w:type="dxa" w:w="4224"/>
             <w:tcMar>
               <w:top w:w="0" w:type="dxa"/>
               <w:start w:w="210" w:type="dxa"/>
@@ -865,14 +901,14 @@
             <w:pPr>
               <w:keepNext/>
               <w:keepLines/>
-              <w:spacing w:before="0" w:after="80" w:line="240" w:lineRule="auto"/>
+              <w:spacing w:before="0" w:after="100" w:line="240" w:lineRule="auto"/>
             </w:pPr>
             <w:r>
               <w:rPr>
                 <w:rFonts w:ascii="Aptos" w:hAnsi="Aptos"/>
                 <w:b/>
                 <w:i w:val="0"/>
-                <w:color w:val="0F766E"/>
+                <w:color w:val="17212B"/>
                 <w:sz w:val="17"/>
               </w:rPr>
               <w:t>PROFILE</w:t>
@@ -881,7 +917,7 @@
           <w:p>
             <w:pPr>
               <w:keepNext w:val="0"/>
-              <w:spacing w:before="0" w:after="80" w:line="259" w:lineRule="auto"/>
+              <w:spacing w:before="0" w:after="100" w:line="269" w:lineRule="auto"/>
             </w:pPr>
             <w:r>
               <w:rPr>
@@ -889,23 +925,23 @@
                 <w:b w:val="0"/>
                 <w:i w:val="0"/>
                 <w:color w:val="52606D"/>
-                <w:sz w:val="17"/>
+                <w:sz w:val="18"/>
               </w:rPr>
-              <w:t>Business Administration graduate specializing in supply chain management, with hands-on experience in project coordination, procurement, logistics, administrative support, and financial analysis. Known for organized execution, thoughtful problem-solving, and clear coordination across teams, vendors, and customers.</w:t>
+              <w:t>Business Administration graduate specializing in supply chain management, with hands-on experience in project coordination, procurement, logistics, administrative support, and financial analysis. Brings organized execution, thoughtful problem-solving, and clear coordination across teams, vendors, and customers.</w:t>
             </w:r>
           </w:p>
           <w:p>
             <w:pPr>
               <w:keepNext/>
               <w:keepLines/>
-              <w:spacing w:before="100" w:after="80" w:line="240" w:lineRule="auto"/>
+              <w:spacing w:before="100" w:after="100" w:line="240" w:lineRule="auto"/>
             </w:pPr>
             <w:r>
               <w:rPr>
                 <w:rFonts w:ascii="Aptos" w:hAnsi="Aptos"/>
                 <w:b/>
                 <w:i w:val="0"/>
-                <w:color w:val="0F766E"/>
+                <w:color w:val="17212B"/>
                 <w:sz w:val="17"/>
               </w:rPr>
               <w:t>CORE SKILLS</w:t>
@@ -1225,14 +1261,139 @@
             <w:pPr>
               <w:keepNext/>
               <w:keepLines/>
-              <w:spacing w:before="140" w:after="80" w:line="240" w:lineRule="auto"/>
+              <w:spacing w:before="160" w:after="100" w:line="240" w:lineRule="auto"/>
             </w:pPr>
             <w:r>
               <w:rPr>
                 <w:rFonts w:ascii="Aptos" w:hAnsi="Aptos"/>
                 <w:b/>
                 <w:i w:val="0"/>
+                <w:color w:val="17212B"/>
+                <w:sz w:val="17"/>
+              </w:rPr>
+              <w:t>PROFESSIONAL VALUE</w:t>
+            </w:r>
+          </w:p>
+          <w:p>
+            <w:pPr>
+              <w:keepNext w:val="0"/>
+              <w:spacing w:before="0" w:after="30" w:line="259" w:lineRule="auto"/>
+              <w:ind w:left="198" w:hanging="125"/>
+            </w:pPr>
+            <w:r>
+              <w:rPr>
+                <w:rFonts w:ascii="Aptos" w:hAnsi="Aptos"/>
+                <w:b w:val="0"/>
+                <w:i w:val="0"/>
+                <w:color w:val="52606D"/>
+                <w:sz w:val="18"/>
+              </w:rPr>
+            </w:r>
+            <w:r>
+              <w:rPr>
+                <w:rFonts w:ascii="Aptos" w:hAnsi="Aptos"/>
+                <w:b/>
+                <w:i w:val="0"/>
                 <w:color w:val="0F766E"/>
+                <w:sz w:val="18"/>
+              </w:rPr>
+              <w:t xml:space="preserve">•  </w:t>
+            </w:r>
+            <w:r>
+              <w:rPr>
+                <w:rFonts w:ascii="Aptos" w:hAnsi="Aptos"/>
+                <w:b w:val="0"/>
+                <w:i w:val="0"/>
+                <w:color w:val="52606D"/>
+                <w:sz w:val="18"/>
+              </w:rPr>
+              <w:t>Coordinates priorities across teams, vendors, and customers.</w:t>
+            </w:r>
+          </w:p>
+          <w:p>
+            <w:pPr>
+              <w:keepNext w:val="0"/>
+              <w:spacing w:before="0" w:after="30" w:line="259" w:lineRule="auto"/>
+              <w:ind w:left="198" w:hanging="125"/>
+            </w:pPr>
+            <w:r>
+              <w:rPr>
+                <w:rFonts w:ascii="Aptos" w:hAnsi="Aptos"/>
+                <w:b w:val="0"/>
+                <w:i w:val="0"/>
+                <w:color w:val="52606D"/>
+                <w:sz w:val="18"/>
+              </w:rPr>
+            </w:r>
+            <w:r>
+              <w:rPr>
+                <w:rFonts w:ascii="Aptos" w:hAnsi="Aptos"/>
+                <w:b/>
+                <w:i w:val="0"/>
+                <w:color w:val="0F766E"/>
+                <w:sz w:val="18"/>
+              </w:rPr>
+              <w:t xml:space="preserve">•  </w:t>
+            </w:r>
+            <w:r>
+              <w:rPr>
+                <w:rFonts w:ascii="Aptos" w:hAnsi="Aptos"/>
+                <w:b w:val="0"/>
+                <w:i w:val="0"/>
+                <w:color w:val="52606D"/>
+                <w:sz w:val="18"/>
+              </w:rPr>
+              <w:t>Connects procurement and logistics activity with project delivery.</w:t>
+            </w:r>
+          </w:p>
+          <w:p>
+            <w:pPr>
+              <w:keepNext w:val="0"/>
+              <w:spacing w:before="0" w:after="30" w:line="259" w:lineRule="auto"/>
+              <w:ind w:left="198" w:hanging="125"/>
+            </w:pPr>
+            <w:r>
+              <w:rPr>
+                <w:rFonts w:ascii="Aptos" w:hAnsi="Aptos"/>
+                <w:b w:val="0"/>
+                <w:i w:val="0"/>
+                <w:color w:val="52606D"/>
+                <w:sz w:val="18"/>
+              </w:rPr>
+            </w:r>
+            <w:r>
+              <w:rPr>
+                <w:rFonts w:ascii="Aptos" w:hAnsi="Aptos"/>
+                <w:b/>
+                <w:i w:val="0"/>
+                <w:color w:val="0F766E"/>
+                <w:sz w:val="18"/>
+              </w:rPr>
+              <w:t xml:space="preserve">•  </w:t>
+            </w:r>
+            <w:r>
+              <w:rPr>
+                <w:rFonts w:ascii="Aptos" w:hAnsi="Aptos"/>
+                <w:b w:val="0"/>
+                <w:i w:val="0"/>
+                <w:color w:val="52606D"/>
+                <w:sz w:val="18"/>
+              </w:rPr>
+              <w:t>Uses analytical thinking to support practical business decisions.</w:t>
+            </w:r>
+          </w:p>
+          <w:p>
+            <w:pPr>
+              <w:keepNext/>
+              <w:keepLines/>
+              <w:spacing w:before="140" w:after="100" w:line="240" w:lineRule="auto"/>
+            </w:pPr>
+            <w:r>
+              <w:rPr>
+                <w:rFonts w:ascii="Aptos" w:hAnsi="Aptos"/>
+                <w:b/>
+                <w:i w:val="0"/>
+                <w:color w:val="17212B"/>
                 <w:sz w:val="17"/>
               </w:rPr>
               <w:t>KEY ACHIEVEMENT</w:t>
@@ -1251,13 +1412,13 @@
                 <w:color w:val="17212B"/>
                 <w:sz w:val="18"/>
               </w:rPr>
-              <w:t>3rd Prize  ·  SDGs Business Startup Competition</w:t>
+              <w:t>3rd Prize  |  SDGs Business Startup Competition</w:t>
             </w:r>
           </w:p>
           <w:p>
             <w:pPr>
               <w:keepNext w:val="0"/>
-              <w:spacing w:before="0" w:after="60" w:line="259" w:lineRule="auto"/>
+              <w:spacing w:before="0" w:after="60" w:line="264" w:lineRule="auto"/>
             </w:pPr>
             <w:r>
               <w:rPr>
@@ -1265,7 +1426,7 @@
                 <w:b w:val="0"/>
                 <w:i w:val="0"/>
                 <w:color w:val="52606D"/>
-                <w:sz w:val="17"/>
+                <w:sz w:val="18"/>
               </w:rPr>
               <w:t>Recognized for an oyster-mushroom cultivation concept designed around a controlled environment, supporting sustainable agriculture and food production.</w:t>
             </w:r>
@@ -1274,14 +1435,14 @@
             <w:pPr>
               <w:keepNext/>
               <w:keepLines/>
-              <w:spacing w:before="120" w:after="80" w:line="240" w:lineRule="auto"/>
+              <w:spacing w:before="120" w:after="100" w:line="240" w:lineRule="auto"/>
             </w:pPr>
             <w:r>
               <w:rPr>
                 <w:rFonts w:ascii="Aptos" w:hAnsi="Aptos"/>
                 <w:b/>
                 <w:i w:val="0"/>
-                <w:color w:val="0F766E"/>
+                <w:color w:val="17212B"/>
                 <w:sz w:val="17"/>
               </w:rPr>
               <w:t>LANGUAGES</w:t>
@@ -1298,7 +1459,7 @@
                 <w:b w:val="0"/>
                 <w:i w:val="0"/>
                 <w:color w:val="17212B"/>
-                <w:sz w:val="18"/>
+                <w:sz w:val="19"/>
               </w:rPr>
             </w:r>
             <w:r>
@@ -1307,7 +1468,7 @@
                 <w:b/>
                 <w:i w:val="0"/>
                 <w:color w:val="17212B"/>
-                <w:sz w:val="17"/>
+                <w:sz w:val="18"/>
               </w:rPr>
               <w:t>English</w:t>
             </w:r>
@@ -1319,7 +1480,7 @@
                 <w:color w:val="52606D"/>
                 <w:sz w:val="17"/>
               </w:rPr>
-              <w:t xml:space="preserve">  ·  Advanced</w:t>
+              <w:t xml:space="preserve">  |  Advanced</w:t>
             </w:r>
           </w:p>
           <w:p>
@@ -1333,7 +1494,7 @@
                 <w:b w:val="0"/>
                 <w:i w:val="0"/>
                 <w:color w:val="17212B"/>
-                <w:sz w:val="18"/>
+                <w:sz w:val="19"/>
               </w:rPr>
             </w:r>
             <w:r>
@@ -1342,7 +1503,7 @@
                 <w:b/>
                 <w:i w:val="0"/>
                 <w:color w:val="17212B"/>
-                <w:sz w:val="17"/>
+                <w:sz w:val="18"/>
               </w:rPr>
               <w:t>Urdu</w:t>
             </w:r>
@@ -1354,7 +1515,7 @@
                 <w:color w:val="52606D"/>
                 <w:sz w:val="17"/>
               </w:rPr>
-              <w:t xml:space="preserve">  ·  Native</w:t>
+              <w:t xml:space="preserve">  |  Native</w:t>
             </w:r>
           </w:p>
           <w:p>
@@ -1368,7 +1529,7 @@
                 <w:b w:val="0"/>
                 <w:i w:val="0"/>
                 <w:color w:val="17212B"/>
-                <w:sz w:val="18"/>
+                <w:sz w:val="19"/>
               </w:rPr>
             </w:r>
             <w:r>
@@ -1377,7 +1538,7 @@
                 <w:b/>
                 <w:i w:val="0"/>
                 <w:color w:val="17212B"/>
-                <w:sz w:val="17"/>
+                <w:sz w:val="18"/>
               </w:rPr>
               <w:t>Saraiki</w:t>
             </w:r>
@@ -1389,7 +1550,7 @@
                 <w:color w:val="52606D"/>
                 <w:sz w:val="17"/>
               </w:rPr>
-              <w:t xml:space="preserve">  ·  Native</w:t>
+              <w:t xml:space="preserve">  |  Native</w:t>
             </w:r>
           </w:p>
           <w:p>
@@ -1403,7 +1564,7 @@
                 <w:b w:val="0"/>
                 <w:i w:val="0"/>
                 <w:color w:val="17212B"/>
-                <w:sz w:val="18"/>
+                <w:sz w:val="19"/>
               </w:rPr>
             </w:r>
             <w:r>
@@ -1412,7 +1573,7 @@
                 <w:b/>
                 <w:i w:val="0"/>
                 <w:color w:val="17212B"/>
-                <w:sz w:val="17"/>
+                <w:sz w:val="18"/>
               </w:rPr>
               <w:t>Chinese</w:t>
             </w:r>
@@ -1424,21 +1585,21 @@
                 <w:color w:val="52606D"/>
                 <w:sz w:val="17"/>
               </w:rPr>
-              <w:t xml:space="preserve">  ·  Beginner</w:t>
+              <w:t xml:space="preserve">  |  Beginner</w:t>
             </w:r>
           </w:p>
           <w:p>
             <w:pPr>
               <w:keepNext/>
               <w:keepLines/>
-              <w:spacing w:before="120" w:after="80" w:line="240" w:lineRule="auto"/>
+              <w:spacing w:before="120" w:after="100" w:line="240" w:lineRule="auto"/>
             </w:pPr>
             <w:r>
               <w:rPr>
                 <w:rFonts w:ascii="Aptos" w:hAnsi="Aptos"/>
                 <w:b/>
                 <w:i w:val="0"/>
-                <w:color w:val="0F766E"/>
+                <w:color w:val="17212B"/>
                 <w:sz w:val="17"/>
               </w:rPr>
               <w:t>STRENGTH</w:t>
@@ -1463,7 +1624,7 @@
           <w:p>
             <w:pPr>
               <w:keepNext w:val="0"/>
-              <w:spacing w:before="0" w:after="0" w:line="259" w:lineRule="auto"/>
+              <w:spacing w:before="0" w:after="0" w:line="264" w:lineRule="auto"/>
             </w:pPr>
             <w:r>
               <w:rPr>
@@ -1471,7 +1632,7 @@
                 <w:b w:val="0"/>
                 <w:i w:val="0"/>
                 <w:color w:val="52606D"/>
-                <w:sz w:val="17"/>
+                <w:sz w:val="18"/>
               </w:rPr>
               <w:t>Combines supply chain knowledge with administrative discipline, analytical thinking, planning, and sound decision-making.</w:t>
             </w:r>
@@ -1481,7 +1642,7 @@
     </w:tbl>
     <w:sectPr>
       <w:pgSz w:w="11906" w:h="16838"/>
-      <w:pgMar w:top="652" w:right="709" w:bottom="595" w:left="709" w:header="720" w:footer="720" w:gutter="0"/>
+      <w:pgMar w:top="709" w:right="709" w:bottom="652" w:left="709" w:header="720" w:footer="720" w:gutter="0"/>
       <w:cols w:space="720"/>
       <w:docGrid w:linePitch="360"/>
     </w:sectPr>
@@ -1855,7 +2016,7 @@
     <w:rPr>
       <w:rFonts w:ascii="Aptos" w:hAnsi="Aptos"/>
       <w:color w:val="17212B"/>
-      <w:sz w:val="18"/>
+      <w:sz w:val="19"/>
     </w:rPr>
   </w:style>
   <w:style w:type="paragraph" w:styleId="Header">
@@ -2208,7 +2369,7 @@
       <w:color w:val="000000"/>
       <w:spacing w:val="5"/>
       <w:kern w:val="28"/>
-      <w:sz w:val="50"/>
+      <w:sz w:val="54"/>
       <w:szCs w:val="52"/>
     </w:rPr>
   </w:style>
